--- a/manuscript/PABHS_IJAMT_Cover_Letter.docx
+++ b/manuscript/PABHS_IJAMT_Cover_Letter.docx
@@ -128,7 +128,7 @@
         <w:spacing w:after="80"/>
       </w:pPr>
       <w:r>
-        <w:t>A Monte Carlo cycle-time model built on the actual star-pattern rail travel shows that one torque head per flange needs a median 8.0 h and cannot meet the 2.5 h target even with every step at its fastest assumed value; four synchronised heads per flange give 2.3 h, and the carousel then becomes the rate-limiting element.</w:t>
+        <w:t>A Monte Carlo cycle-time model built on the actual star-pattern rail travel shows that one torque head per flange needs a median 8.0 h and cannot meet the 2.5 h target even with every step at its fastest assumed value: a single tool is the wrong architecture. Removing the bottlenecks in turn gives 2.3 h with four synchronised heads, 1.8 h with a bolt-transfer channel per head and 1.6 h with one fewer star pass. An exactly optimised tool path adds little, because the opposite-bolt rule fixes most of the travel, and the complete operation remains 3.4 h, governed by head handling and the leak test.</w:t>
       </w:r>
     </w:p>
     <w:p>

--- a/manuscript/PABHS_IJAMT_Cover_Letter.docx
+++ b/manuscript/PABHS_IJAMT_Cover_Letter.docx
@@ -128,7 +128,7 @@
         <w:spacing w:after="80"/>
       </w:pPr>
       <w:r>
-        <w:t>A Monte Carlo cycle-time model built on the actual star-pattern rail travel shows that one torque head per flange needs a median 8.0 h and cannot meet the 2.5 h target even with every step at its fastest assumed value: a single tool is the wrong architecture. Removing the bottlenecks in turn gives 2.3 h with four synchronised heads, 1.8 h with a bolt-transfer channel per head and 1.6 h with one fewer star pass. An exactly optimised tool path adds little, because the opposite-bolt rule fixes most of the travel, and the complete operation remains 3.4 h, governed by head handling and the leak test.</w:t>
+        <w:t>A Monte Carlo cycle-time model built on the actual star-pattern rail travel shows that one torque head per flange needs a median 8.0 h and, within the investigated parameter bounds, cannot meet the 2.5 h target even with every step at its fastest assumed value: a single tool is the wrong architecture. Removing the bottlenecks in turn gives 2.3 h with four synchronised heads, 1.8 h with a bolt-transfer channel per head and 1.6 h with one fewer star pass. An exactly optimised tool path adds little, because the opposite-bolt rule fixes most of the travel, and the complete operation remains 3.4 h, governed by head handling and the leak test.</w:t>
       </w:r>
     </w:p>
     <w:p>

--- a/manuscript/PABHS_IJAMT_Cover_Letter.docx
+++ b/manuscript/PABHS_IJAMT_Cover_Letter.docx
@@ -177,7 +177,7 @@
         <w:rPr>
           <w:b w:val="0"/>
         </w:rPr>
-        <w:t>An earlier, non-quantitative description of the architecture was submitted by me in response to an industrial open-innovation challenge. That submission was not peer reviewed or published and contained none of the models or results reported here. The manuscript is original, is not under consideration elsewhere, and has not been published. I am the sole author, I have no competing interests, and the work received no external funding. The models, verification script and figure generators are openly available at https://github.com/sandlerleon/pabhs-bolting-model. Generative AI (Claude, Anthropic) assisted with literature search, model implementation and drafting; I reviewed and edited all content, verified every reference against its source, and take full responsibility for the manuscript, as stated in its Declarations.</w:t>
+        <w:t>An earlier, non-quantitative description of the architecture was submitted by me in response to an industrial open-innovation challenge. That submission was not peer reviewed or published and contained none of the models or results reported here. The manuscript is original, is not under consideration elsewhere, and has not been published. I am the sole author, I have no competing interests, and the work received no external funding. The models, verification script and figure generators are openly available at https://github.com/sandlerleon/pabhs-bolting-model and archived at https://doi.org/10.5281/zenodo.22969548; a preprint of the manuscript is deposited at https://doi.org/10.5281/zenodo.22969550, as permitted by Springer's preprint policy. Generative AI (Claude, Anthropic) assisted with literature search, model implementation and drafting; I reviewed and edited all content, verified every reference against its source, and take full responsibility for the manuscript, as stated in its Declarations.</w:t>
       </w:r>
     </w:p>
     <w:p>
